--- a/Rapid Cortex Internal Docs/Product Usage/RC_Camera_Integration_Guide.docx
+++ b/Rapid Cortex Internal Docs/Product Usage/RC_Camera_Integration_Guide.docx
@@ -15,7 +15,7 @@
           <w:sz w:val="52"/>
           <w:szCs w:val="52"/>
         </w:rPr>
-        <w:t xml:space="preserve">RAPID CORTEX</w:t>
+        <w:t xml:space="preserve">NEXCORT IQ</w:t>
       </w:r>
     </w:p>
     <w:p>
@@ -96,7 +96,7 @@
           <w:sz w:val="22"/>
           <w:szCs w:val="22"/>
         </w:rPr>
-        <w:t xml:space="preserve">This guide is for IT administrators, security directors, and operations managers at campuses and venues integrating their existing camera systems with the Rapid Cortex platform. It covers what information to gather, how cameras are connected, and how to verify everything is working before go-live.</w:t>
+        <w:t xml:space="preserve">This guide is for IT administrators, security directors, and operations managers at campuses and venues integrating their existing camera systems with the NexCort iQ platform. It covers what information to gather, how cameras are connected, and how to verify everything is working before go-live.</w:t>
       </w:r>
     </w:p>
     <w:p>
@@ -139,7 +139,7 @@
           <w:sz w:val="22"/>
           <w:szCs w:val="22"/>
         </w:rPr>
-        <w:t xml:space="preserve">Rapid Cortex Campus — university and college public safety</w:t>
+        <w:t xml:space="preserve">NexCort iQ Campus — university and college public safety</w:t>
       </w:r>
     </w:p>
     <w:p>
@@ -158,7 +158,7 @@
           <w:sz w:val="22"/>
           <w:szCs w:val="22"/>
         </w:rPr>
-        <w:t xml:space="preserve">Rapid Cortex Venue — stadiums, arenas, airports, and event centers</w:t>
+        <w:t xml:space="preserve">NexCort iQ Venue — stadiums, arenas, airports, and event centers</w:t>
       </w:r>
     </w:p>
     <w:p>
@@ -186,7 +186,7 @@
           <w:sz w:val="20"/>
           <w:szCs w:val="20"/>
         </w:rPr>
-        <w:t xml:space="preserve">Rapid Cortex does not require you to replace your existing cameras or camera management software. The platform integrates with what you already have.</w:t>
+        <w:t xml:space="preserve">NexCort iQ does not require you to replace your existing cameras or camera management software. The platform integrates with what you already have.</w:t>
       </w:r>
     </w:p>
     <w:p>
@@ -225,7 +225,7 @@
           <w:sz w:val="22"/>
           <w:szCs w:val="22"/>
         </w:rPr>
-        <w:t xml:space="preserve">When an incident is reported — whether from a QR code scan, an SMS, or a staff report — Rapid Cortex automatically identifies the best available cameras for that location and opens their live feeds on the dispatcher screen. The dispatcher can watch in real time and send updates to the responding security team.</w:t>
+        <w:t xml:space="preserve">When an incident is reported — whether from a QR code scan, an SMS, or a staff report — NexCort iQ automatically identifies the best available cameras for that location and opens their live feeds on the dispatcher screen. The dispatcher can watch in real time and send updates to the responding security team.</w:t>
       </w:r>
     </w:p>
     <w:p>
@@ -461,7 +461,7 @@
                 <w:sz w:val="20"/>
                 <w:szCs w:val="20"/>
               </w:rPr>
-              <w:t xml:space="preserve">A lightweight service that runs on a server at your site. It reads your camera streams (via RTSP) and sends them securely to AWS Kinesis Video Streams so the Rapid Cortex dashboard can display them.</w:t>
+              <w:t xml:space="preserve">A lightweight service that runs on a server at your site. It reads your camera streams (via RTSP) and sends them securely to AWS Kinesis Video Streams so the NexCort iQ dashboard can display them.</w:t>
             </w:r>
           </w:p>
         </w:tc>
@@ -614,7 +614,7 @@
           <w:sz w:val="22"/>
           <w:szCs w:val="22"/>
         </w:rPr>
-        <w:t xml:space="preserve">Rapid Cortex supports any camera system that outputs an RTSP stream. This includes virtually all enterprise-grade IP cameras and Video Management Systems (VMS) made in the last 15 years.</w:t>
+        <w:t xml:space="preserve">NexCort iQ supports any camera system that outputs an RTSP stream. This includes virtually all enterprise-grade IP cameras and Video Management Systems (VMS) made in the last 15 years.</w:t>
       </w:r>
     </w:p>
     <w:p>
@@ -653,7 +653,7 @@
           <w:sz w:val="22"/>
           <w:szCs w:val="22"/>
         </w:rPr>
-        <w:t xml:space="preserve">If your site runs a VMS, Rapid Cortex connects to it directly and imports your camera list automatically. No manual entry required.</w:t>
+        <w:t xml:space="preserve">If your site runs a VMS, NexCort iQ connects to it directly and imports your camera list automatically. No manual entry required.</w:t>
       </w:r>
     </w:p>
     <w:p>
@@ -1288,7 +1288,7 @@
           <w:sz w:val="22"/>
           <w:szCs w:val="22"/>
         </w:rPr>
-        <w:t xml:space="preserve">If you connect cameras directly without a VMS, Rapid Cortex can discover them automatically using ONVIF, or you can enter RTSP URLs manually.</w:t>
+        <w:t xml:space="preserve">If you connect cameras directly without a VMS, NexCort iQ can discover them automatically using ONVIF, or you can enter RTSP URLs manually.</w:t>
       </w:r>
     </w:p>
     <w:p>
@@ -2430,7 +2430,7 @@
           <w:sz w:val="20"/>
           <w:szCs w:val="20"/>
         </w:rPr>
-        <w:t xml:space="preserve">Create a dedicated read-only service account for Rapid Cortex in your VMS. Do not use an admin account. Rapid Cortex only needs stream access, not configuration rights.</w:t>
+        <w:t xml:space="preserve">Create a dedicated read-only service account for NexCort iQ in your VMS. Do not use an admin account. NexCort iQ only needs stream access, not configuration rights.</w:t>
       </w:r>
     </w:p>
     <w:p>
@@ -3924,7 +3924,7 @@
           <w:sz w:val="20"/>
           <w:szCs w:val="20"/>
         </w:rPr>
-        <w:t xml:space="preserve">If cameras are not named by location in your VMS, the Rapid Cortex onboarding team will walk through the camera list with your security operations manager to assign coverage areas during the onboarding call.</w:t>
+        <w:t xml:space="preserve">If cameras are not named by location in your VMS, the NexCort iQ onboarding team will walk through the camera list with your security operations manager to assign coverage areas during the onboarding call.</w:t>
       </w:r>
     </w:p>
     <w:p>
@@ -4159,7 +4159,7 @@
           <w:sz w:val="22"/>
           <w:szCs w:val="22"/>
         </w:rPr>
-        <w:t xml:space="preserve">Follow these steps in order. The Rapid Cortex onboarding team will guide you through each one during the onboarding call.</w:t>
+        <w:t xml:space="preserve">Follow these steps in order. The NexCort iQ onboarding team will guide you through each one during the onboarding call.</w:t>
       </w:r>
     </w:p>
     <w:p>
@@ -4234,7 +4234,7 @@
           <w:sz w:val="22"/>
           <w:szCs w:val="22"/>
         </w:rPr>
-        <w:t xml:space="preserve">Create a read-only account named something like 'rc-integration' or 'rapidcortex-stream'. This account needs live view access only. Do not use an admin account. Record the username and password for secure handoff to the Rapid Cortex onboarding team.</w:t>
+        <w:t xml:space="preserve">Create a read-only account named something like 'rc-integration' or 'rapidcortex-stream'. This account needs live view access only. Do not use an admin account. Record the username and password for secure handoff to the NexCort iQ onboarding team.</w:t>
       </w:r>
     </w:p>
     <w:p>
@@ -4318,7 +4318,7 @@
           <w:sz w:val="22"/>
           <w:szCs w:val="22"/>
         </w:rPr>
-        <w:t xml:space="preserve">Using the format described in Section 3.4, list every camera and the sections or zones it covers. Indicate the priority rank for each location — which camera should appear first (best angle) and which should appear second. Send this to your Rapid Cortex onboarding contact before the call.</w:t>
+        <w:t xml:space="preserve">Using the format described in Section 3.4, list every camera and the sections or zones it covers. Indicate the priority rank for each location — which camera should appear first (best angle) and which should appear second. Send this to your NexCort iQ onboarding contact before the call.</w:t>
       </w:r>
     </w:p>
     <w:p>
@@ -4385,7 +4385,7 @@
           <w:sz w:val="28"/>
           <w:szCs w:val="28"/>
         </w:rPr>
-        <w:t xml:space="preserve">Phase 2 — Onboarding Call (With Rapid Cortex Team)</w:t>
+        <w:t xml:space="preserve">Phase 2 — Onboarding Call (With NexCort iQ Team)</w:t>
       </w:r>
     </w:p>
     <w:p>
@@ -4435,7 +4435,7 @@
           <w:sz w:val="22"/>
           <w:szCs w:val="22"/>
         </w:rPr>
-        <w:t xml:space="preserve">For VMS users: the Rapid Cortex team will enter your VMS credentials and import the camera list. The system discovers camera names, stream URLs, and capabilities automatically. For direct RTSP users: the team will use ONVIF auto-discovery to populate camera details from each IP, or enter RTSP URLs manually if discovery is not available.</w:t>
+        <w:t xml:space="preserve">For VMS users: the NexCort iQ team will enter your VMS credentials and import the camera list. The system discovers camera names, stream URLs, and capabilities automatically. For direct RTSP users: the team will use ONVIF auto-discovery to populate camera details from each IP, or enter RTSP URLs manually if discovery is not available.</w:t>
       </w:r>
     </w:p>
     <w:p>
@@ -4477,7 +4477,7 @@
           <w:sz w:val="22"/>
           <w:szCs w:val="22"/>
         </w:rPr>
-        <w:t xml:space="preserve">Using your coverage map, the onboarding team assigns each camera to the appropriate sections in the Rapid Cortex camera registry. Priority rank is set per section (1 = best view, 2 = secondary). This mapping determines which cameras appear automatically when an incident is reported.</w:t>
+        <w:t xml:space="preserve">Using your coverage map, the onboarding team assigns each camera to the appropriate sections in the NexCort iQ camera registry. Priority rank is set per section (1 = best view, 2 = secondary). This mapping determines which cameras appear automatically when an incident is reported.</w:t>
       </w:r>
     </w:p>
     <w:p>
@@ -4519,7 +4519,7 @@
           <w:sz w:val="22"/>
           <w:szCs w:val="22"/>
         </w:rPr>
-        <w:t xml:space="preserve">The Rapid Cortex onboarding team generates a configuration file from the camera registry. Download the KVS Producer Agent package and the generated config file. Run the installer on your producer server. The agent starts as a background service and begins connecting cameras to AWS Kinesis Video Streams.</w:t>
+        <w:t xml:space="preserve">The NexCort iQ onboarding team generates a configuration file from the camera registry. Download the KVS Producer Agent package and the generated config file. Run the installer on your producer server. The agent starts as a background service and begins connecting cameras to AWS Kinesis Video Streams.</w:t>
       </w:r>
     </w:p>
     <w:p>
@@ -4561,7 +4561,7 @@
           <w:sz w:val="22"/>
           <w:szCs w:val="22"/>
         </w:rPr>
-        <w:t xml:space="preserve">In the Rapid Cortex camera settings page (Settings &gt; Cameras), click Test Stream for each camera. A live preview window opens. Verify the feed is clear and the camera name and section assignment are correct. The onboarding team will watch alongside you.</w:t>
+        <w:t xml:space="preserve">In the NexCort iQ camera settings page (Settings &gt; Cameras), click Test Stream for each camera. A live preview window opens. Verify the feed is clear and the camera name and section assignment are correct. The onboarding team will watch alongside you.</w:t>
       </w:r>
     </w:p>
     <w:p>
@@ -4801,7 +4801,7 @@
           <w:sz w:val="22"/>
           <w:szCs w:val="22"/>
         </w:rPr>
-        <w:t xml:space="preserve">The KVS Producer Agent is the only software that needs to be installed at your site. It is a lightweight, open-source service provided by AWS and configured by Rapid Cortex during onboarding.</w:t>
+        <w:t xml:space="preserve">The KVS Producer Agent is the only software that needs to be installed at your site. It is a lightweight, open-source service provided by AWS and configured by NexCort iQ during onboarding.</w:t>
       </w:r>
     </w:p>
     <w:p>
@@ -4823,7 +4823,7 @@
           <w:sz w:val="22"/>
           <w:szCs w:val="22"/>
         </w:rPr>
-        <w:t xml:space="preserve">It does one thing: it reads your camera RTSP streams and sends them to AWS Kinesis Video Streams, where the Rapid Cortex dashboard can display them securely over WebRTC. Your cameras never need to be exposed to the internet.</w:t>
+        <w:t xml:space="preserve">It does one thing: it reads your camera RTSP streams and sends them to AWS Kinesis Video Streams, where the NexCort iQ dashboard can display them securely over WebRTC. Your cameras never need to be exposed to the internet.</w:t>
       </w:r>
     </w:p>
     <w:p>
@@ -4862,7 +4862,7 @@
           <w:sz w:val="22"/>
           <w:szCs w:val="22"/>
         </w:rPr>
-        <w:t xml:space="preserve">Rapid Cortex generates this file automatically from your camera registry. You do not write it manually.</w:t>
+        <w:t xml:space="preserve">NexCort iQ generates this file automatically from your camera registry. You do not write it manually.</w:t>
       </w:r>
     </w:p>
     <w:p>
@@ -7223,7 +7223,7 @@
           <w:sz w:val="22"/>
           <w:szCs w:val="22"/>
         </w:rPr>
-        <w:t xml:space="preserve">Your Rapid Cortex onboarding team is your primary contact for camera setup. Reach out before the onboarding call if you have questions about network requirements or service account creation.</w:t>
+        <w:t xml:space="preserve">Your NexCort iQ onboarding team is your primary contact for camera setup. Reach out before the onboarding call if you have questions about network requirements or service account creation.</w:t>
       </w:r>
     </w:p>
     <w:p>
@@ -7247,7 +7247,7 @@
           <w:sz w:val="22"/>
           <w:szCs w:val="22"/>
         </w:rPr>
-        <w:t xml:space="preserve">Rapid Cortex Onboarding Support</w:t>
+        <w:t xml:space="preserve">NexCort iQ Onboarding Support</w:t>
       </w:r>
     </w:p>
     <w:p>
@@ -7330,7 +7330,7 @@
           <w:sz w:val="18"/>
           <w:szCs w:val="18"/>
         </w:rPr>
-        <w:t xml:space="preserve">Rapid Cortex LLC  |  Confidential  |  For authorized client use only</w:t>
+        <w:t xml:space="preserve">NexCort iQ LLC  |  Confidential  |  For authorized client use only</w:t>
       </w:r>
     </w:p>
     <w:sectPr>
@@ -7401,7 +7401,7 @@
         <w:sz w:val="16"/>
         <w:szCs w:val="16"/>
       </w:rPr>
-      <w:t xml:space="preserve">Rapid Cortex  |  Camera Integration Guide  |  Confidential</w:t>
+      <w:t xml:space="preserve">NexCort iQ  |  Camera Integration Guide  |  Confidential</w:t>
     </w:r>
     <w:r>
       <w:rPr>
